--- a/Codigos.docx
+++ b/Codigos.docx
@@ -9,31 +9,248 @@
           <w:bCs/>
         </w:rPr>
       </w:pPr>
-      <w:proofErr w:type="spellStart"/>
-      <w:r>
-        <w:rPr>
-          <w:b/>
-          <w:bCs/>
-        </w:rPr>
-        <w:t>Sudo</w:t>
-      </w:r>
-      <w:proofErr w:type="spellEnd"/>
-      <w:r>
-        <w:rPr>
-          <w:b/>
-          <w:bCs/>
-        </w:rPr>
+      <w:r>
+        <w:rPr>
+          <w:b/>
+          <w:bCs/>
+        </w:rPr>
+        <w:t>Sudo apt update</w:t>
+      </w:r>
+    </w:p>
+    <w:p>
+      <w:r>
+        <w:rPr>
+          <w:b/>
+          <w:bCs/>
+        </w:rPr>
+        <w:t>Sudo apt install fontconfig openjdk-21-jre -</w:t>
+      </w:r>
+      <w:r>
+        <w:t>instalar java</w:t>
+      </w:r>
+    </w:p>
+    <w:p>
+      <w:pPr>
+        <w:rPr>
+          <w:b/>
+          <w:bCs/>
+        </w:rPr>
+      </w:pPr>
+    </w:p>
+    <w:p>
+      <w:r>
+        <w:rPr>
+          <w:b/>
+          <w:bCs/>
+        </w:rPr>
+        <w:t xml:space="preserve">Ip config </w:t>
+      </w:r>
+      <w:r>
+        <w:t>saber o ip e getaway</w:t>
+      </w:r>
+    </w:p>
+    <w:p>
+      <w:r>
+        <w:t>Com o cabo ethernet ligado colocar o adaptador 4 ligado a ele</w:t>
+      </w:r>
+    </w:p>
+    <w:p/>
+    <w:p>
+      <w:pPr>
+        <w:rPr>
+          <w:b/>
+          <w:bCs/>
+        </w:rPr>
+      </w:pPr>
+      <w:r>
+        <w:t xml:space="preserve">git </w:t>
+      </w:r>
+      <w:r>
+        <w:t>s</w:t>
+      </w:r>
+      <w:r>
+        <w:t>tash</w:t>
+      </w:r>
+      <w:r>
+        <w:t xml:space="preserve"> – </w:t>
+      </w:r>
+      <w:r>
+        <w:rPr>
+          <w:b/>
+          <w:bCs/>
+        </w:rPr>
+        <w:t>salvar alterações</w:t>
+      </w:r>
+    </w:p>
+    <w:p>
+      <w:pPr>
+        <w:rPr>
+          <w:b/>
+          <w:bCs/>
+        </w:rPr>
+      </w:pPr>
+      <w:r>
+        <w:t>git pull origin Projeto</w:t>
+      </w:r>
+      <w:r>
+        <w:rPr>
+          <w:b/>
+          <w:bCs/>
+        </w:rPr>
+        <w:t xml:space="preserve"> - </w:t>
+      </w:r>
+      <w:r>
+        <w:rPr>
+          <w:b/>
+          <w:bCs/>
+        </w:rPr>
+        <w:t>atualize o branch Projeto:</w:t>
+      </w:r>
+    </w:p>
+    <w:p>
+      <w:pPr>
+        <w:rPr>
+          <w:b/>
+          <w:bCs/>
+        </w:rPr>
+      </w:pPr>
+      <w:r>
+        <w:t xml:space="preserve">git branch -r   </w:t>
+      </w:r>
+      <w:r>
+        <w:rPr>
+          <w:b/>
+          <w:bCs/>
+        </w:rPr>
+        <w:t>branches externos</w:t>
+      </w:r>
+    </w:p>
+    <w:p>
+      <w:r>
+        <w:t xml:space="preserve">Ip addr show </w:t>
+      </w:r>
+    </w:p>
+    <w:p/>
+    <w:p>
+      <w:r>
+        <w:t xml:space="preserve">git remote </w:t>
+      </w:r>
+      <w:r>
+        <w:t>add</w:t>
+      </w:r>
+      <w:r>
+        <w:t xml:space="preserve"> origin https://github.com/Carine232/Ambiente-de-Desenvolvimento.git</w:t>
+      </w:r>
+    </w:p>
+    <w:p>
+      <w:pPr>
+        <w:rPr>
+          <w:b/>
+          <w:bCs/>
+        </w:rPr>
+      </w:pPr>
+      <w:r>
+        <w:t xml:space="preserve">git push -u origin </w:t>
+      </w:r>
+      <w:r>
+        <w:rPr>
+          <w:b/>
+          <w:bCs/>
+        </w:rPr>
+        <w:t>teoria</w:t>
+      </w:r>
+    </w:p>
+    <w:p/>
+    <w:p>
+      <w:r>
+        <w:t>sudo apt install git</w:t>
+      </w:r>
+    </w:p>
+    <w:p>
+      <w:r>
+        <w:t>sudo apt update &amp;&amp; sudo apt upgrade -y</w:t>
+      </w:r>
+      <w:r>
         <w:t xml:space="preserve"> </w:t>
       </w:r>
-      <w:proofErr w:type="spellStart"/>
-      <w:r>
-        <w:rPr>
-          <w:b/>
-          <w:bCs/>
-        </w:rPr>
-        <w:t>apt</w:t>
-      </w:r>
-      <w:proofErr w:type="spellEnd"/>
+    </w:p>
+    <w:p>
+      <w:pPr>
+        <w:rPr>
+          <w:b/>
+          <w:bCs/>
+        </w:rPr>
+      </w:pPr>
+      <w:r>
+        <w:rPr>
+          <w:b/>
+          <w:bCs/>
+        </w:rPr>
+        <w:t>atualizar o servidor</w:t>
+      </w:r>
+    </w:p>
+    <w:p/>
+    <w:p>
+      <w:r>
+        <w:t>sudo ap</w:t>
+      </w:r>
+      <w:r>
+        <w:t>t</w:t>
+      </w:r>
+      <w:r>
+        <w:t xml:space="preserve"> install git</w:t>
+      </w:r>
+    </w:p>
+    <w:p>
+      <w:pPr>
+        <w:rPr>
+          <w:b/>
+          <w:bCs/>
+        </w:rPr>
+      </w:pPr>
+      <w:r>
+        <w:rPr>
+          <w:b/>
+          <w:bCs/>
+        </w:rPr>
+        <w:t>instala o git no Linux mint</w:t>
+      </w:r>
+    </w:p>
+    <w:p>
+      <w:pPr>
+        <w:rPr>
+          <w:b/>
+          <w:bCs/>
+        </w:rPr>
+      </w:pPr>
+    </w:p>
+    <w:p>
+      <w:pPr>
+        <w:rPr>
+          <w:b/>
+          <w:bCs/>
+          <w:color w:val="EE0000"/>
+        </w:rPr>
+      </w:pPr>
+      <w:r>
+        <w:rPr>
+          <w:b/>
+          <w:bCs/>
+          <w:color w:val="EE0000"/>
+        </w:rPr>
+        <w:t>Apache</w:t>
+      </w:r>
+    </w:p>
+    <w:p>
+      <w:pPr>
+        <w:rPr>
+          <w:b/>
+          <w:bCs/>
+        </w:rPr>
+      </w:pPr>
+      <w:r>
+        <w:t xml:space="preserve">sudo apt update </w:t>
+      </w:r>
       <w:r>
         <w:rPr>
           <w:b/>
@@ -41,648 +258,10 @@
         </w:rPr>
         <w:t xml:space="preserve"> </w:t>
       </w:r>
-      <w:proofErr w:type="spellStart"/>
-      <w:r>
-        <w:rPr>
-          <w:b/>
-          <w:bCs/>
-        </w:rPr>
-        <w:t>update</w:t>
-      </w:r>
-      <w:proofErr w:type="spellEnd"/>
-    </w:p>
-    <w:p>
-      <w:proofErr w:type="spellStart"/>
-      <w:r>
-        <w:rPr>
-          <w:b/>
-          <w:bCs/>
-        </w:rPr>
-        <w:t>Sudo</w:t>
-      </w:r>
-      <w:proofErr w:type="spellEnd"/>
-      <w:r>
-        <w:rPr>
-          <w:b/>
-          <w:bCs/>
-        </w:rPr>
-        <w:t xml:space="preserve"> </w:t>
-      </w:r>
-      <w:proofErr w:type="spellStart"/>
-      <w:r>
-        <w:rPr>
-          <w:b/>
-          <w:bCs/>
-        </w:rPr>
-        <w:t>apt</w:t>
-      </w:r>
-      <w:proofErr w:type="spellEnd"/>
-      <w:r>
-        <w:rPr>
-          <w:b/>
-          <w:bCs/>
-        </w:rPr>
-        <w:t xml:space="preserve"> </w:t>
-      </w:r>
-      <w:proofErr w:type="spellStart"/>
-      <w:r>
-        <w:rPr>
-          <w:b/>
-          <w:bCs/>
-        </w:rPr>
-        <w:t>install</w:t>
-      </w:r>
-      <w:proofErr w:type="spellEnd"/>
-      <w:r>
-        <w:rPr>
-          <w:b/>
-          <w:bCs/>
-        </w:rPr>
-        <w:t xml:space="preserve"> </w:t>
-      </w:r>
-      <w:proofErr w:type="spellStart"/>
-      <w:r>
-        <w:rPr>
-          <w:b/>
-          <w:bCs/>
-        </w:rPr>
-        <w:t>fontconfig</w:t>
-      </w:r>
-      <w:proofErr w:type="spellEnd"/>
-      <w:r>
-        <w:rPr>
-          <w:b/>
-          <w:bCs/>
-        </w:rPr>
-        <w:t xml:space="preserve"> openjdk-21-jre -</w:t>
-      </w:r>
-      <w:r>
-        <w:t>instalar java</w:t>
-      </w:r>
-    </w:p>
-    <w:p>
-      <w:pPr>
-        <w:rPr>
-          <w:b/>
-          <w:bCs/>
-        </w:rPr>
-      </w:pPr>
-    </w:p>
-    <w:p>
-      <w:proofErr w:type="spellStart"/>
-      <w:r>
-        <w:rPr>
-          <w:b/>
-          <w:bCs/>
-        </w:rPr>
-        <w:t>Ip</w:t>
-      </w:r>
-      <w:proofErr w:type="spellEnd"/>
-      <w:r>
-        <w:rPr>
-          <w:b/>
-          <w:bCs/>
-        </w:rPr>
-        <w:t xml:space="preserve"> </w:t>
-      </w:r>
-      <w:proofErr w:type="spellStart"/>
-      <w:r>
-        <w:rPr>
-          <w:b/>
-          <w:bCs/>
-        </w:rPr>
-        <w:t>config</w:t>
-      </w:r>
-      <w:proofErr w:type="spellEnd"/>
-      <w:r>
-        <w:rPr>
-          <w:b/>
-          <w:bCs/>
-        </w:rPr>
-        <w:t xml:space="preserve"> </w:t>
-      </w:r>
-      <w:r>
-        <w:t xml:space="preserve">saber o </w:t>
-      </w:r>
-      <w:proofErr w:type="spellStart"/>
-      <w:r>
-        <w:t>ip</w:t>
-      </w:r>
-      <w:proofErr w:type="spellEnd"/>
-      <w:r>
-        <w:t xml:space="preserve"> e </w:t>
-      </w:r>
-      <w:proofErr w:type="spellStart"/>
-      <w:r>
-        <w:t>getaway</w:t>
-      </w:r>
-      <w:proofErr w:type="spellEnd"/>
-    </w:p>
-    <w:p>
-      <w:r>
-        <w:t xml:space="preserve">Com o cabo </w:t>
-      </w:r>
-      <w:proofErr w:type="spellStart"/>
-      <w:r>
-        <w:t>ethernet</w:t>
-      </w:r>
-      <w:proofErr w:type="spellEnd"/>
-      <w:r>
-        <w:t xml:space="preserve"> ligado colocar o adaptador 4 ligado a ele</w:t>
-      </w:r>
-    </w:p>
-    <w:p/>
-    <w:p>
-      <w:pPr>
-        <w:rPr>
-          <w:b/>
-          <w:bCs/>
-        </w:rPr>
-      </w:pPr>
-      <w:proofErr w:type="spellStart"/>
-      <w:r>
-        <w:t>git</w:t>
-      </w:r>
-      <w:proofErr w:type="spellEnd"/>
-      <w:r>
-        <w:t xml:space="preserve"> </w:t>
-      </w:r>
-      <w:proofErr w:type="spellStart"/>
-      <w:r>
-        <w:t>s</w:t>
-      </w:r>
-      <w:r>
-        <w:t>tash</w:t>
-      </w:r>
-      <w:proofErr w:type="spellEnd"/>
-      <w:r>
-        <w:t xml:space="preserve"> – </w:t>
-      </w:r>
-      <w:r>
-        <w:rPr>
-          <w:b/>
-          <w:bCs/>
-        </w:rPr>
-        <w:t>salvar alterações</w:t>
-      </w:r>
-    </w:p>
-    <w:p>
-      <w:pPr>
-        <w:rPr>
-          <w:b/>
-          <w:bCs/>
-        </w:rPr>
-      </w:pPr>
-      <w:proofErr w:type="spellStart"/>
-      <w:r>
-        <w:t>git</w:t>
-      </w:r>
-      <w:proofErr w:type="spellEnd"/>
-      <w:r>
-        <w:t xml:space="preserve"> pull </w:t>
-      </w:r>
-      <w:proofErr w:type="spellStart"/>
-      <w:r>
-        <w:t>origin</w:t>
-      </w:r>
-      <w:proofErr w:type="spellEnd"/>
-      <w:r>
-        <w:t xml:space="preserve"> Projeto</w:t>
-      </w:r>
-      <w:r>
-        <w:rPr>
-          <w:b/>
-          <w:bCs/>
-        </w:rPr>
-        <w:t xml:space="preserve"> - </w:t>
-      </w:r>
-      <w:r>
-        <w:rPr>
-          <w:b/>
-          <w:bCs/>
-        </w:rPr>
-        <w:t xml:space="preserve">atualize o </w:t>
-      </w:r>
-      <w:proofErr w:type="spellStart"/>
-      <w:r>
-        <w:rPr>
-          <w:b/>
-          <w:bCs/>
-        </w:rPr>
-        <w:t>branch</w:t>
-      </w:r>
-      <w:proofErr w:type="spellEnd"/>
-      <w:r>
-        <w:rPr>
-          <w:b/>
-          <w:bCs/>
-        </w:rPr>
-        <w:t xml:space="preserve"> Projeto:</w:t>
-      </w:r>
-    </w:p>
-    <w:p>
-      <w:pPr>
-        <w:rPr>
-          <w:b/>
-          <w:bCs/>
-        </w:rPr>
-      </w:pPr>
-      <w:proofErr w:type="spellStart"/>
-      <w:r>
-        <w:t>git</w:t>
-      </w:r>
-      <w:proofErr w:type="spellEnd"/>
-      <w:r>
-        <w:t xml:space="preserve"> </w:t>
-      </w:r>
-      <w:proofErr w:type="spellStart"/>
-      <w:r>
-        <w:t>branch</w:t>
-      </w:r>
-      <w:proofErr w:type="spellEnd"/>
-      <w:r>
-        <w:t xml:space="preserve"> -r   </w:t>
-      </w:r>
-      <w:proofErr w:type="spellStart"/>
-      <w:r>
-        <w:rPr>
-          <w:b/>
-          <w:bCs/>
-        </w:rPr>
-        <w:t>branches</w:t>
-      </w:r>
-      <w:proofErr w:type="spellEnd"/>
-      <w:r>
-        <w:rPr>
-          <w:b/>
-          <w:bCs/>
-        </w:rPr>
-        <w:t xml:space="preserve"> externos</w:t>
-      </w:r>
-    </w:p>
-    <w:p>
-      <w:proofErr w:type="spellStart"/>
-      <w:r>
-        <w:t>Ip</w:t>
-      </w:r>
-      <w:proofErr w:type="spellEnd"/>
-      <w:r>
-        <w:t xml:space="preserve"> </w:t>
-      </w:r>
-      <w:proofErr w:type="spellStart"/>
-      <w:r>
-        <w:t>addr</w:t>
-      </w:r>
-      <w:proofErr w:type="spellEnd"/>
-      <w:r>
-        <w:t xml:space="preserve"> show </w:t>
-      </w:r>
-    </w:p>
-    <w:p/>
-    <w:p>
-      <w:proofErr w:type="spellStart"/>
-      <w:r>
-        <w:t>git</w:t>
-      </w:r>
-      <w:proofErr w:type="spellEnd"/>
-      <w:r>
-        <w:t xml:space="preserve"> </w:t>
-      </w:r>
-      <w:proofErr w:type="spellStart"/>
-      <w:r>
-        <w:t>remote</w:t>
-      </w:r>
-      <w:proofErr w:type="spellEnd"/>
-      <w:r>
-        <w:t xml:space="preserve"> </w:t>
-      </w:r>
-      <w:proofErr w:type="spellStart"/>
-      <w:r>
-        <w:t>add</w:t>
-      </w:r>
-      <w:proofErr w:type="spellEnd"/>
-      <w:r>
-        <w:t xml:space="preserve"> </w:t>
-      </w:r>
-      <w:proofErr w:type="spellStart"/>
-      <w:r>
-        <w:t>origin</w:t>
-      </w:r>
-      <w:proofErr w:type="spellEnd"/>
-      <w:r>
-        <w:t xml:space="preserve"> https://github.com/Carine232/Ambiente-de-Desenvolvimento.git</w:t>
-      </w:r>
-    </w:p>
-    <w:p>
-      <w:pPr>
-        <w:rPr>
-          <w:b/>
-          <w:bCs/>
-        </w:rPr>
-      </w:pPr>
-      <w:proofErr w:type="spellStart"/>
-      <w:r>
-        <w:t>git</w:t>
-      </w:r>
-      <w:proofErr w:type="spellEnd"/>
-      <w:r>
-        <w:t xml:space="preserve"> </w:t>
-      </w:r>
-      <w:proofErr w:type="spellStart"/>
-      <w:r>
-        <w:t>push</w:t>
-      </w:r>
-      <w:proofErr w:type="spellEnd"/>
-      <w:r>
-        <w:t xml:space="preserve"> -u </w:t>
-      </w:r>
-      <w:proofErr w:type="spellStart"/>
-      <w:r>
-        <w:t>origin</w:t>
-      </w:r>
-      <w:proofErr w:type="spellEnd"/>
-      <w:r>
-        <w:t xml:space="preserve"> </w:t>
-      </w:r>
-      <w:r>
-        <w:rPr>
-          <w:b/>
-          <w:bCs/>
-        </w:rPr>
-        <w:t>teoria</w:t>
-      </w:r>
-    </w:p>
-    <w:p/>
-    <w:p>
-      <w:proofErr w:type="spellStart"/>
-      <w:r>
-        <w:t>sudo</w:t>
-      </w:r>
-      <w:proofErr w:type="spellEnd"/>
-      <w:r>
-        <w:t xml:space="preserve"> </w:t>
-      </w:r>
-      <w:proofErr w:type="spellStart"/>
-      <w:r>
-        <w:t>apt</w:t>
-      </w:r>
-      <w:proofErr w:type="spellEnd"/>
-      <w:r>
-        <w:t xml:space="preserve"> </w:t>
-      </w:r>
-      <w:proofErr w:type="spellStart"/>
-      <w:r>
-        <w:t>install</w:t>
-      </w:r>
-      <w:proofErr w:type="spellEnd"/>
-      <w:r>
-        <w:t xml:space="preserve"> </w:t>
-      </w:r>
-      <w:proofErr w:type="spellStart"/>
-      <w:r>
-        <w:t>git</w:t>
-      </w:r>
-      <w:proofErr w:type="spellEnd"/>
-    </w:p>
-    <w:p>
-      <w:proofErr w:type="spellStart"/>
-      <w:r>
-        <w:t>sudo</w:t>
-      </w:r>
-      <w:proofErr w:type="spellEnd"/>
-      <w:r>
-        <w:t xml:space="preserve"> </w:t>
-      </w:r>
-      <w:proofErr w:type="spellStart"/>
-      <w:r>
-        <w:t>apt</w:t>
-      </w:r>
-      <w:proofErr w:type="spellEnd"/>
-      <w:r>
-        <w:t xml:space="preserve"> </w:t>
-      </w:r>
-      <w:proofErr w:type="spellStart"/>
-      <w:r>
-        <w:t>update</w:t>
-      </w:r>
-      <w:proofErr w:type="spellEnd"/>
-      <w:r>
-        <w:t xml:space="preserve"> &amp;&amp; </w:t>
-      </w:r>
-      <w:proofErr w:type="spellStart"/>
-      <w:r>
-        <w:t>sudo</w:t>
-      </w:r>
-      <w:proofErr w:type="spellEnd"/>
-      <w:r>
-        <w:t xml:space="preserve"> </w:t>
-      </w:r>
-      <w:proofErr w:type="spellStart"/>
-      <w:r>
-        <w:t>apt</w:t>
-      </w:r>
-      <w:proofErr w:type="spellEnd"/>
-      <w:r>
-        <w:t xml:space="preserve"> upgrade -y</w:t>
-      </w:r>
-      <w:r>
-        <w:t xml:space="preserve"> </w:t>
-      </w:r>
-    </w:p>
-    <w:p>
-      <w:pPr>
-        <w:rPr>
-          <w:b/>
-          <w:bCs/>
-        </w:rPr>
-      </w:pPr>
-      <w:r>
-        <w:rPr>
-          <w:b/>
-          <w:bCs/>
-        </w:rPr>
-        <w:t>atualizar o servidor</w:t>
-      </w:r>
-    </w:p>
-    <w:p/>
-    <w:p>
-      <w:proofErr w:type="spellStart"/>
-      <w:r>
-        <w:t>sudo</w:t>
-      </w:r>
-      <w:proofErr w:type="spellEnd"/>
-      <w:r>
-        <w:t xml:space="preserve"> </w:t>
-      </w:r>
-      <w:proofErr w:type="spellStart"/>
-      <w:r>
-        <w:t>ap</w:t>
-      </w:r>
-      <w:r>
-        <w:t>t</w:t>
-      </w:r>
-      <w:proofErr w:type="spellEnd"/>
-      <w:r>
-        <w:t xml:space="preserve"> </w:t>
-      </w:r>
-      <w:proofErr w:type="spellStart"/>
-      <w:r>
-        <w:t>install</w:t>
-      </w:r>
-      <w:proofErr w:type="spellEnd"/>
-      <w:r>
-        <w:t xml:space="preserve"> </w:t>
-      </w:r>
-      <w:proofErr w:type="spellStart"/>
-      <w:r>
-        <w:t>git</w:t>
-      </w:r>
-      <w:proofErr w:type="spellEnd"/>
-    </w:p>
-    <w:p>
-      <w:pPr>
-        <w:rPr>
-          <w:b/>
-          <w:bCs/>
-        </w:rPr>
-      </w:pPr>
-      <w:r>
-        <w:rPr>
-          <w:b/>
-          <w:bCs/>
-        </w:rPr>
-        <w:t xml:space="preserve">instala o </w:t>
-      </w:r>
-      <w:proofErr w:type="spellStart"/>
-      <w:r>
-        <w:rPr>
-          <w:b/>
-          <w:bCs/>
-        </w:rPr>
-        <w:t>git</w:t>
-      </w:r>
-      <w:proofErr w:type="spellEnd"/>
-      <w:r>
-        <w:rPr>
-          <w:b/>
-          <w:bCs/>
-        </w:rPr>
-        <w:t xml:space="preserve"> no Linux </w:t>
-      </w:r>
-      <w:proofErr w:type="spellStart"/>
-      <w:r>
-        <w:rPr>
-          <w:b/>
-          <w:bCs/>
-        </w:rPr>
-        <w:t>mint</w:t>
-      </w:r>
-      <w:proofErr w:type="spellEnd"/>
-    </w:p>
-    <w:p>
-      <w:pPr>
-        <w:rPr>
-          <w:b/>
-          <w:bCs/>
-        </w:rPr>
-      </w:pPr>
-    </w:p>
-    <w:p>
-      <w:pPr>
-        <w:rPr>
-          <w:b/>
-          <w:bCs/>
-        </w:rPr>
-      </w:pPr>
-    </w:p>
-    <w:p>
-      <w:pPr>
-        <w:rPr>
-          <w:b/>
-          <w:bCs/>
-        </w:rPr>
-      </w:pPr>
-    </w:p>
-    <w:p>
-      <w:pPr>
-        <w:rPr>
-          <w:b/>
-          <w:bCs/>
-          <w:color w:val="EE0000"/>
-        </w:rPr>
-      </w:pPr>
-      <w:r>
-        <w:rPr>
-          <w:b/>
-          <w:bCs/>
-          <w:color w:val="EE0000"/>
-        </w:rPr>
-        <w:t>Apache</w:t>
-      </w:r>
-    </w:p>
-    <w:p>
-      <w:pPr>
-        <w:rPr>
-          <w:b/>
-          <w:bCs/>
-        </w:rPr>
-      </w:pPr>
-      <w:proofErr w:type="spellStart"/>
-      <w:r>
-        <w:t>sudo</w:t>
-      </w:r>
-      <w:proofErr w:type="spellEnd"/>
-      <w:r>
-        <w:t xml:space="preserve"> </w:t>
-      </w:r>
-      <w:proofErr w:type="spellStart"/>
-      <w:r>
-        <w:t>apt</w:t>
-      </w:r>
-      <w:proofErr w:type="spellEnd"/>
-      <w:r>
-        <w:t xml:space="preserve"> </w:t>
-      </w:r>
-      <w:proofErr w:type="spellStart"/>
-      <w:r>
-        <w:t>update</w:t>
-      </w:r>
-      <w:proofErr w:type="spellEnd"/>
-      <w:r>
-        <w:t xml:space="preserve"> </w:t>
-      </w:r>
-      <w:r>
-        <w:rPr>
-          <w:b/>
-          <w:bCs/>
-        </w:rPr>
-        <w:t xml:space="preserve"> </w:t>
-      </w:r>
-    </w:p>
-    <w:p>
-      <w:proofErr w:type="spellStart"/>
-      <w:r>
-        <w:t>sudo</w:t>
-      </w:r>
-      <w:proofErr w:type="spellEnd"/>
-      <w:r>
-        <w:t xml:space="preserve"> </w:t>
-      </w:r>
-      <w:proofErr w:type="spellStart"/>
-      <w:r>
-        <w:t>apt</w:t>
-      </w:r>
-      <w:proofErr w:type="spellEnd"/>
-      <w:r>
-        <w:t xml:space="preserve"> </w:t>
-      </w:r>
-      <w:proofErr w:type="spellStart"/>
-      <w:r>
-        <w:t>install</w:t>
-      </w:r>
-      <w:proofErr w:type="spellEnd"/>
-      <w:r>
-        <w:t xml:space="preserve"> apache2 -y   </w:t>
+    </w:p>
+    <w:p>
+      <w:r>
+        <w:t xml:space="preserve">sudo apt install apache2 -y   </w:t>
       </w:r>
       <w:r>
         <w:rPr>
@@ -699,21 +278,8 @@
           <w:bCs/>
         </w:rPr>
       </w:pPr>
-      <w:proofErr w:type="spellStart"/>
-      <w:r>
-        <w:t>sudo</w:t>
-      </w:r>
-      <w:proofErr w:type="spellEnd"/>
-      <w:r>
-        <w:t xml:space="preserve"> </w:t>
-      </w:r>
-      <w:proofErr w:type="spellStart"/>
-      <w:r>
-        <w:t>systemctl</w:t>
-      </w:r>
-      <w:proofErr w:type="spellEnd"/>
-      <w:r>
-        <w:t xml:space="preserve"> status apache2  </w:t>
+      <w:r>
+        <w:t xml:space="preserve">sudo systemctl status apache2  </w:t>
       </w:r>
       <w:r>
         <w:rPr>
@@ -724,18 +290,12 @@
       </w:r>
     </w:p>
     <w:p/>
+    <w:p/>
+    <w:p/>
     <w:p>
       <w:r>
         <w:lastRenderedPageBreak/>
-        <w:t xml:space="preserve">No Linux </w:t>
-      </w:r>
-      <w:proofErr w:type="spellStart"/>
-      <w:r>
-        <w:t>Mint</w:t>
-      </w:r>
-      <w:proofErr w:type="spellEnd"/>
-      <w:r>
-        <w:t xml:space="preserve"> :</w:t>
+        <w:t>No Linux Mint :</w:t>
       </w:r>
     </w:p>
     <w:p>
@@ -765,220 +325,25 @@
       </w:r>
     </w:p>
     <w:p>
-      <w:proofErr w:type="spellStart"/>
-      <w:r>
-        <w:t>echo</w:t>
-      </w:r>
-      <w:proofErr w:type="spellEnd"/>
-      <w:r>
-        <w:t xml:space="preserve"> "&lt;h1&gt;Apache OK&lt;/h1&gt;" | </w:t>
-      </w:r>
-      <w:proofErr w:type="spellStart"/>
-      <w:r>
-        <w:t>sudo</w:t>
-      </w:r>
-      <w:proofErr w:type="spellEnd"/>
-      <w:r>
-        <w:t xml:space="preserve"> tee /var/</w:t>
-      </w:r>
-      <w:proofErr w:type="spellStart"/>
-      <w:r>
-        <w:t>www</w:t>
-      </w:r>
-      <w:proofErr w:type="spellEnd"/>
-      <w:r>
-        <w:t>/html/Projeto/index.html</w:t>
-      </w:r>
-    </w:p>
-    <w:p>
-      <w:r>
-        <w:rPr>
-          <w:b/>
-          <w:bCs/>
-        </w:rPr>
-        <w:t>criação de uma página de teste simples</w:t>
-      </w:r>
-    </w:p>
-    <w:p/>
-    <w:p>
-      <w:pPr>
-        <w:rPr>
-          <w:b/>
-          <w:bCs/>
-        </w:rPr>
-      </w:pPr>
-      <w:proofErr w:type="spellStart"/>
-      <w:r>
-        <w:t>curl</w:t>
-      </w:r>
-      <w:proofErr w:type="spellEnd"/>
       <w:r>
         <w:t xml:space="preserve"> </w:t>
       </w:r>
+      <w:r>
+        <w:rPr>
+          <w:b/>
+          <w:bCs/>
+        </w:rPr>
+        <w:t xml:space="preserve">Em </w:t>
+      </w:r>
+      <w:r>
+        <w:t xml:space="preserve">cd /var/www/html </w:t>
+      </w:r>
+    </w:p>
+    <w:p>
+      <w:r>
+        <w:t xml:space="preserve">sudo git clone -b Projeto </w:t>
+      </w:r>
       <w:hyperlink r:id="rId6" w:history="1">
-        <w:r>
-          <w:rPr>
-            <w:rStyle w:val="Hiperligao"/>
-          </w:rPr>
-          <w:t>http://localhost/Projeto/index.html</w:t>
-        </w:r>
-      </w:hyperlink>
-      <w:r>
-        <w:t xml:space="preserve">  </w:t>
-      </w:r>
-      <w:r>
-        <w:rPr>
-          <w:b/>
-          <w:bCs/>
-        </w:rPr>
-        <w:t>testar no ubuntu server se a página existe</w:t>
-      </w:r>
-    </w:p>
-    <w:p>
-      <w:pPr>
-        <w:rPr>
-          <w:b/>
-          <w:bCs/>
-        </w:rPr>
-      </w:pPr>
-      <w:r>
-        <w:rPr>
-          <w:b/>
-          <w:bCs/>
-        </w:rPr>
-        <w:t xml:space="preserve">Resultado esperado : </w:t>
-      </w:r>
-      <w:r>
-        <w:t>&lt;h1&gt;Apache OK&lt;/h1&gt;</w:t>
-      </w:r>
-    </w:p>
-    <w:p>
-      <w:pPr>
-        <w:rPr>
-          <w:b/>
-          <w:bCs/>
-        </w:rPr>
-      </w:pPr>
-      <w:proofErr w:type="spellStart"/>
-      <w:r>
-        <w:t>Sudo</w:t>
-      </w:r>
-      <w:proofErr w:type="spellEnd"/>
-      <w:r>
-        <w:t xml:space="preserve"> </w:t>
-      </w:r>
-      <w:proofErr w:type="spellStart"/>
-      <w:r>
-        <w:t>rm</w:t>
-      </w:r>
-      <w:proofErr w:type="spellEnd"/>
-      <w:r>
-        <w:t xml:space="preserve"> /var/</w:t>
-      </w:r>
-      <w:proofErr w:type="spellStart"/>
-      <w:r>
-        <w:t>www</w:t>
-      </w:r>
-      <w:proofErr w:type="spellEnd"/>
-      <w:r>
-        <w:t xml:space="preserve">/var/index.html </w:t>
-      </w:r>
-      <w:r>
-        <w:rPr>
-          <w:b/>
-          <w:bCs/>
-        </w:rPr>
-        <w:t>para remover a página padrão do apache</w:t>
-      </w:r>
-    </w:p>
-    <w:p>
-      <w:pPr>
-        <w:rPr>
-          <w:b/>
-          <w:bCs/>
-        </w:rPr>
-      </w:pPr>
-    </w:p>
-    <w:p>
-      <w:pPr>
-        <w:rPr>
-          <w:b/>
-          <w:bCs/>
-        </w:rPr>
-      </w:pPr>
-      <w:proofErr w:type="spellStart"/>
-      <w:r>
-        <w:t>Ls</w:t>
-      </w:r>
-      <w:proofErr w:type="spellEnd"/>
-      <w:r>
-        <w:t xml:space="preserve"> -la /var/</w:t>
-      </w:r>
-      <w:proofErr w:type="spellStart"/>
-      <w:r>
-        <w:t>www</w:t>
-      </w:r>
-      <w:proofErr w:type="spellEnd"/>
-      <w:r>
-        <w:t xml:space="preserve">/html  </w:t>
-      </w:r>
-      <w:r>
-        <w:rPr>
-          <w:b/>
-          <w:bCs/>
-        </w:rPr>
-        <w:t>ver as pastas nesta localização no apache</w:t>
-      </w:r>
-    </w:p>
-    <w:p>
-      <w:pPr>
-        <w:rPr>
-          <w:b/>
-          <w:bCs/>
-        </w:rPr>
-      </w:pPr>
-    </w:p>
-    <w:p>
-      <w:r>
-        <w:t xml:space="preserve"> </w:t>
-      </w:r>
-      <w:r>
-        <w:rPr>
-          <w:b/>
-          <w:bCs/>
-        </w:rPr>
-        <w:t xml:space="preserve">Em </w:t>
-      </w:r>
-      <w:r>
-        <w:t>cd /var/</w:t>
-      </w:r>
-      <w:proofErr w:type="spellStart"/>
-      <w:r>
-        <w:t>www</w:t>
-      </w:r>
-      <w:proofErr w:type="spellEnd"/>
-      <w:r>
-        <w:t xml:space="preserve">/html </w:t>
-      </w:r>
-    </w:p>
-    <w:p>
-      <w:proofErr w:type="spellStart"/>
-      <w:r>
-        <w:t>sudo</w:t>
-      </w:r>
-      <w:proofErr w:type="spellEnd"/>
-      <w:r>
-        <w:t xml:space="preserve"> </w:t>
-      </w:r>
-      <w:proofErr w:type="spellStart"/>
-      <w:r>
-        <w:t>git</w:t>
-      </w:r>
-      <w:proofErr w:type="spellEnd"/>
-      <w:r>
-        <w:t xml:space="preserve"> clone -b Projeto </w:t>
-      </w:r>
-      <w:hyperlink r:id="rId7" w:history="1">
         <w:r>
           <w:rPr>
             <w:rStyle w:val="Hiperligao"/>
@@ -999,17 +364,8 @@
           <w:b/>
           <w:bCs/>
         </w:rPr>
-        <w:t xml:space="preserve">para clonar o repositório do </w:t>
-      </w:r>
-      <w:proofErr w:type="spellStart"/>
-      <w:r>
-        <w:rPr>
-          <w:b/>
-          <w:bCs/>
-        </w:rPr>
-        <w:t>git</w:t>
-      </w:r>
-      <w:proofErr w:type="spellEnd"/>
+        <w:t>para clonar o repositório do git</w:t>
+      </w:r>
     </w:p>
     <w:p>
       <w:pPr>
@@ -1044,140 +400,888 @@
           <w:b/>
           <w:bCs/>
         </w:rPr>
-        <w:t xml:space="preserve">Depois de alterar no </w:t>
-      </w:r>
-      <w:proofErr w:type="spellStart"/>
-      <w:r>
-        <w:rPr>
-          <w:b/>
-          <w:bCs/>
-        </w:rPr>
-        <w:t>git</w:t>
-      </w:r>
-      <w:proofErr w:type="spellEnd"/>
-      <w:r>
-        <w:rPr>
-          <w:b/>
-          <w:bCs/>
-        </w:rPr>
-        <w:t>:</w:t>
-      </w:r>
-    </w:p>
-    <w:p>
-      <w:proofErr w:type="spellStart"/>
-      <w:r>
-        <w:t>git</w:t>
-      </w:r>
-      <w:proofErr w:type="spellEnd"/>
+        <w:t>Depois de alterar no git:</w:t>
+      </w:r>
+    </w:p>
+    <w:p>
+      <w:r>
+        <w:t>git add .</w:t>
+      </w:r>
+    </w:p>
+    <w:p>
+      <w:r>
+        <w:t>git commit -m "Alteração"</w:t>
+      </w:r>
+    </w:p>
+    <w:p>
+      <w:r>
+        <w:t>git push origin Projeto</w:t>
+      </w:r>
+    </w:p>
+    <w:p/>
+    <w:p>
+      <w:pPr>
+        <w:rPr>
+          <w:b/>
+          <w:bCs/>
+        </w:rPr>
+      </w:pPr>
+      <w:r>
+        <w:rPr>
+          <w:b/>
+          <w:bCs/>
+        </w:rPr>
+        <w:t>Deve se atualizar também no servidor:</w:t>
+      </w:r>
+    </w:p>
+    <w:p>
+      <w:r>
+        <w:t>cd /var/www/html/Ambiente-de-Desenvolvimento</w:t>
+      </w:r>
+    </w:p>
+    <w:p>
+      <w:r>
+        <w:t>sudo git pull origin Projeto</w:t>
+      </w:r>
+    </w:p>
+    <w:p/>
+    <w:p>
+      <w:pPr>
+        <w:rPr>
+          <w:color w:val="EE0000"/>
+        </w:rPr>
+      </w:pPr>
+      <w:r>
+        <w:rPr>
+          <w:color w:val="EE0000"/>
+        </w:rPr>
+        <w:t>Ansible</w:t>
+      </w:r>
+    </w:p>
+    <w:p>
+      <w:r>
+        <w:t>No Linux Mint:</w:t>
+      </w:r>
+    </w:p>
+    <w:p>
+      <w:r>
+        <w:t>sudo apt update</w:t>
+      </w:r>
+    </w:p>
+    <w:p>
+      <w:r>
+        <w:t>sudo apt install ansible -y</w:t>
+      </w:r>
+    </w:p>
+    <w:p>
+      <w:r>
+        <w:t>Verifica:</w:t>
+      </w:r>
+    </w:p>
+    <w:p>
+      <w:r>
+        <w:t>ansible --version</w:t>
+      </w:r>
+    </w:p>
+    <w:p/>
+    <w:p/>
+    <w:p/>
+    <w:p/>
+    <w:p>
+      <w:pPr>
+        <w:rPr>
+          <w:b/>
+          <w:bCs/>
+        </w:rPr>
+      </w:pPr>
+      <w:r>
+        <w:rPr>
+          <w:b/>
+          <w:bCs/>
+        </w:rPr>
+        <w:lastRenderedPageBreak/>
+        <w:t>Configurar SSH sem password</w:t>
+      </w:r>
+    </w:p>
+    <w:p>
+      <w:r>
+        <w:t>No Linux Mint:</w:t>
+      </w:r>
+    </w:p>
+    <w:p>
+      <w:r>
+        <w:t>Gerar chave:</w:t>
+      </w:r>
+    </w:p>
+    <w:p>
+      <w:r>
+        <w:t>ssh-keygen</w:t>
+      </w:r>
+    </w:p>
+    <w:p>
+      <w:r>
+        <w:t>Carrega ENTER em todas as perguntas.</w:t>
+      </w:r>
+    </w:p>
+    <w:p>
+      <w:r>
+        <w:t>Copiar chave para o Ubuntu:</w:t>
+      </w:r>
+    </w:p>
+    <w:p>
+      <w:pPr>
+        <w:rPr>
+          <w:b/>
+          <w:bCs/>
+        </w:rPr>
+      </w:pPr>
+      <w:r>
+        <w:rPr>
+          <w:b/>
+          <w:bCs/>
+        </w:rPr>
+        <w:t>ssh-copy-id vboxuser@192.168.10.14</w:t>
+      </w:r>
+    </w:p>
+    <w:p>
+      <w:r>
+        <w:t>Testar:</w:t>
+      </w:r>
+    </w:p>
+    <w:p>
+      <w:pPr>
+        <w:rPr>
+          <w:b/>
+          <w:bCs/>
+        </w:rPr>
+      </w:pPr>
+      <w:r>
+        <w:rPr>
+          <w:b/>
+          <w:bCs/>
+        </w:rPr>
+        <w:t xml:space="preserve">ssh </w:t>
+      </w:r>
+      <w:hyperlink r:id="rId7" w:history="1">
+        <w:r>
+          <w:rPr>
+            <w:rStyle w:val="Hiperligao"/>
+            <w:b/>
+            <w:bCs/>
+          </w:rPr>
+          <w:t>vboxuser@192.168.10.14</w:t>
+        </w:r>
+      </w:hyperlink>
+      <w:r>
+        <w:rPr>
+          <w:b/>
+          <w:bCs/>
+        </w:rPr>
+        <w:t xml:space="preserve">  para mudar o utilizador e ter acesso sem palavra-passe</w:t>
+      </w:r>
+    </w:p>
+    <w:p>
+      <w:r>
+        <w:t>Deve entrar sem pedir password.</w:t>
+      </w:r>
+    </w:p>
+    <w:p/>
+    <w:p>
+      <w:pPr>
+        <w:rPr>
+          <w:b/>
+          <w:bCs/>
+        </w:rPr>
+      </w:pPr>
+      <w:r>
+        <w:rPr>
+          <w:b/>
+          <w:bCs/>
+        </w:rPr>
+        <w:t>Criar pasta do Ansible</w:t>
+      </w:r>
+    </w:p>
+    <w:p>
+      <w:r>
+        <w:t>No Linux Mint:</w:t>
+      </w:r>
+    </w:p>
+    <w:p>
+      <w:r>
+        <w:t>mkdir ~/ansible</w:t>
+      </w:r>
+    </w:p>
+    <w:p>
+      <w:r>
+        <w:t>cd ~/ansible</w:t>
+      </w:r>
+    </w:p>
+    <w:p/>
+    <w:p>
+      <w:pPr>
+        <w:rPr>
+          <w:b/>
+          <w:bCs/>
+        </w:rPr>
+      </w:pPr>
+      <w:r>
+        <w:rPr>
+          <w:b/>
+          <w:bCs/>
+        </w:rPr>
+        <w:t>Criar o inventário</w:t>
+      </w:r>
+    </w:p>
+    <w:p>
+      <w:r>
+        <w:t>Criar ficheiro:</w:t>
+      </w:r>
+    </w:p>
+    <w:p>
+      <w:pPr>
+        <w:rPr>
+          <w:b/>
+          <w:bCs/>
+        </w:rPr>
+      </w:pPr>
+      <w:r>
+        <w:rPr>
+          <w:b/>
+          <w:bCs/>
+        </w:rPr>
+        <w:t>nano hosts</w:t>
+      </w:r>
+    </w:p>
+    <w:p>
+      <w:r>
+        <w:t>Conteúdo:</w:t>
+      </w:r>
+    </w:p>
+    <w:p>
+      <w:pPr>
+        <w:ind w:left="708"/>
+      </w:pPr>
+      <w:r>
+        <w:t>[webserver]</w:t>
+      </w:r>
+    </w:p>
+    <w:p>
+      <w:pPr>
+        <w:ind w:left="708"/>
+      </w:pPr>
+      <w:r>
+        <w:t>192.168.10.14 ansible_user=vboxuser</w:t>
+      </w:r>
+    </w:p>
+    <w:p/>
+    <w:p>
+      <w:pPr>
+        <w:rPr>
+          <w:b/>
+          <w:bCs/>
+        </w:rPr>
+      </w:pPr>
+      <w:r>
+        <w:rPr>
+          <w:b/>
+          <w:bCs/>
+        </w:rPr>
+        <w:t>Testar comunicação</w:t>
+      </w:r>
+    </w:p>
+    <w:p>
+      <w:r>
+        <w:t>No Linux Mint:</w:t>
+      </w:r>
+    </w:p>
+    <w:p>
+      <w:r>
+        <w:t>ansible webserver -i hosts -m ping</w:t>
+      </w:r>
+    </w:p>
+    <w:p>
+      <w:r>
+        <w:t>Resultado esperado:</w:t>
+      </w:r>
+    </w:p>
+    <w:p>
+      <w:r>
+        <w:t>192.168.10.14 | SUCCESS =&gt; {</w:t>
+      </w:r>
+    </w:p>
+    <w:p>
+      <w:r>
+        <w:lastRenderedPageBreak/>
+        <w:t xml:space="preserve">    "ping": "pong"</w:t>
+      </w:r>
+    </w:p>
+    <w:p>
+      <w:r>
+        <w:t>}</w:t>
+      </w:r>
+    </w:p>
+    <w:p/>
+    <w:p/>
+    <w:p>
+      <w:pPr>
+        <w:rPr>
+          <w:b/>
+          <w:bCs/>
+        </w:rPr>
+      </w:pPr>
+      <w:r>
+        <w:rPr>
+          <w:b/>
+          <w:bCs/>
+        </w:rPr>
+        <w:t>Criar o playbook</w:t>
+      </w:r>
+    </w:p>
+    <w:p>
+      <w:r>
+        <w:t>No Linux Mint:</w:t>
+      </w:r>
+    </w:p>
+    <w:p>
+      <w:pPr>
+        <w:rPr>
+          <w:b/>
+          <w:bCs/>
+        </w:rPr>
+      </w:pPr>
+      <w:r>
+        <w:rPr>
+          <w:b/>
+          <w:bCs/>
+        </w:rPr>
+        <w:t>nano update_git.yml</w:t>
+      </w:r>
+    </w:p>
+    <w:p/>
+    <w:p>
+      <w:r>
+        <w:t>Conteúdo:</w:t>
+      </w:r>
+    </w:p>
+    <w:p>
+      <w:r>
+        <w:t>---</w:t>
+      </w:r>
+    </w:p>
+    <w:p>
+      <w:r>
+        <w:t>- hosts: webserver</w:t>
+      </w:r>
+    </w:p>
+    <w:p>
+      <w:r>
+        <w:t xml:space="preserve">  become: yes</w:t>
+      </w:r>
+    </w:p>
+    <w:p/>
+    <w:p>
+      <w:r>
+        <w:t xml:space="preserve">  tasks:</w:t>
+      </w:r>
+    </w:p>
+    <w:p/>
+    <w:p>
+      <w:r>
+        <w:t xml:space="preserve">    - name: Atualizar repositório</w:t>
+      </w:r>
+    </w:p>
+    <w:p>
+      <w:r>
+        <w:t xml:space="preserve">      shell: |</w:t>
+      </w:r>
+    </w:p>
+    <w:p>
+      <w:r>
+        <w:t xml:space="preserve">        cd /var/www/html/Ambiente-de-Desenvolvimento</w:t>
+      </w:r>
+    </w:p>
+    <w:p>
+      <w:r>
+        <w:t xml:space="preserve">        git pull origin Projeto</w:t>
+      </w:r>
+    </w:p>
+    <w:p/>
+    <w:p>
+      <w:r>
+        <w:t xml:space="preserve">    - name: Reiniciar Apache</w:t>
+      </w:r>
+    </w:p>
+    <w:p>
+      <w:r>
+        <w:t xml:space="preserve">      service:</w:t>
+      </w:r>
+    </w:p>
+    <w:p>
+      <w:r>
+        <w:t xml:space="preserve">        name: apache2</w:t>
+      </w:r>
+    </w:p>
+    <w:p>
+      <w:r>
+        <w:t xml:space="preserve">        state: restarted</w:t>
+      </w:r>
+    </w:p>
+    <w:p>
+      <w:r>
+        <w:t>Guardar.</w:t>
+      </w:r>
+    </w:p>
+    <w:p/>
+    <w:p/>
+    <w:p/>
+    <w:p>
+      <w:pPr>
+        <w:rPr>
+          <w:b/>
+          <w:bCs/>
+        </w:rPr>
+      </w:pPr>
+      <w:r>
+        <w:rPr>
+          <w:b/>
+          <w:bCs/>
+        </w:rPr>
+        <w:lastRenderedPageBreak/>
+        <w:t>Testar manualmente</w:t>
+      </w:r>
+    </w:p>
+    <w:p>
+      <w:r>
+        <w:t>No Linux Mint:</w:t>
+      </w:r>
+    </w:p>
+    <w:p>
+      <w:pPr>
+        <w:rPr>
+          <w:b/>
+          <w:bCs/>
+        </w:rPr>
+      </w:pPr>
+      <w:r>
+        <w:rPr>
+          <w:b/>
+          <w:bCs/>
+        </w:rPr>
+        <w:t>ansible-playbook -i hosts update_git.yml</w:t>
+      </w:r>
+    </w:p>
+    <w:p/>
+    <w:p>
+      <w:pPr>
+        <w:rPr>
+          <w:b/>
+          <w:bCs/>
+        </w:rPr>
+      </w:pPr>
+      <w:r>
+        <w:rPr>
+          <w:b/>
+          <w:bCs/>
+        </w:rPr>
+        <w:t>Quando o ansible pede palavra passe</w:t>
+      </w:r>
+    </w:p>
+    <w:p>
+      <w:r>
+        <w:t>No Ubuntu:</w:t>
+      </w:r>
+    </w:p>
+    <w:p>
+      <w:r>
+        <w:t>sudo visudo</w:t>
+      </w:r>
+    </w:p>
+    <w:p/>
+    <w:p>
+      <w:r>
+        <w:t>Adicionar:</w:t>
+      </w:r>
+    </w:p>
+    <w:p>
+      <w:r>
+        <w:t>vboxuser ALL=(ALL) NOPASSWD: ALL</w:t>
+      </w:r>
+    </w:p>
+    <w:p>
+      <w:r>
+        <w:t>Depois, no Linux Mint:</w:t>
+      </w:r>
+    </w:p>
+    <w:p>
+      <w:r>
+        <w:t>ansible-playbook -i hosts update_git.yml</w:t>
+      </w:r>
+    </w:p>
+    <w:p/>
+    <w:p>
+      <w:pPr>
+        <w:rPr>
+          <w:b/>
+          <w:bCs/>
+        </w:rPr>
+      </w:pPr>
+      <w:r>
+        <w:t xml:space="preserve">ls -la ~/ansible </w:t>
+      </w:r>
+      <w:r>
+        <w:rPr>
+          <w:b/>
+          <w:bCs/>
+        </w:rPr>
+        <w:t xml:space="preserve"> para encontrar a pasta onde esta o ansible, importante ao configurar o jenkins</w:t>
+      </w:r>
+    </w:p>
+    <w:p>
+      <w:pPr>
+        <w:rPr>
+          <w:b/>
+          <w:bCs/>
+        </w:rPr>
+      </w:pPr>
+    </w:p>
+    <w:p>
+      <w:pPr>
+        <w:rPr>
+          <w:b/>
+          <w:bCs/>
+        </w:rPr>
+      </w:pPr>
+      <w:r>
+        <w:rPr>
+          <w:b/>
+          <w:bCs/>
+        </w:rPr>
+        <w:t xml:space="preserve">cd </w:t>
+      </w:r>
+      <w:r>
+        <w:rPr>
+          <w:b/>
+          <w:bCs/>
+        </w:rPr>
+        <w:t>~</w:t>
+      </w:r>
+      <w:r>
+        <w:rPr>
+          <w:b/>
+          <w:bCs/>
+        </w:rPr>
+        <w:t>/ansible</w:t>
+      </w:r>
+    </w:p>
+    <w:p>
+      <w:r>
+        <w:rPr>
+          <w:b/>
+          <w:bCs/>
+        </w:rPr>
+        <w:t>ansible -playbook -i hosts update_git.yml</w:t>
+      </w:r>
       <w:r>
         <w:t xml:space="preserve"> </w:t>
       </w:r>
-      <w:proofErr w:type="spellStart"/>
-      <w:r>
-        <w:t>add</w:t>
-      </w:r>
-      <w:proofErr w:type="spellEnd"/>
-      <w:r>
-        <w:t xml:space="preserve"> .</w:t>
-      </w:r>
-    </w:p>
-    <w:p>
-      <w:proofErr w:type="spellStart"/>
-      <w:r>
-        <w:t>git</w:t>
-      </w:r>
-      <w:proofErr w:type="spellEnd"/>
-      <w:r>
-        <w:t xml:space="preserve"> </w:t>
-      </w:r>
-      <w:proofErr w:type="spellStart"/>
-      <w:r>
-        <w:t>commit</w:t>
-      </w:r>
-      <w:proofErr w:type="spellEnd"/>
-      <w:r>
-        <w:t xml:space="preserve"> -m "Alteração"</w:t>
-      </w:r>
-    </w:p>
-    <w:p>
-      <w:proofErr w:type="spellStart"/>
-      <w:r>
-        <w:t>git</w:t>
-      </w:r>
-      <w:proofErr w:type="spellEnd"/>
-      <w:r>
-        <w:t xml:space="preserve"> </w:t>
-      </w:r>
-      <w:proofErr w:type="spellStart"/>
-      <w:r>
-        <w:t>push</w:t>
-      </w:r>
-      <w:proofErr w:type="spellEnd"/>
-      <w:r>
-        <w:t xml:space="preserve"> </w:t>
-      </w:r>
-      <w:proofErr w:type="spellStart"/>
-      <w:r>
-        <w:t>origin</w:t>
-      </w:r>
-      <w:proofErr w:type="spellEnd"/>
-      <w:r>
-        <w:t xml:space="preserve"> Projeto</w:t>
-      </w:r>
-    </w:p>
-    <w:p/>
-    <w:p>
-      <w:pPr>
-        <w:rPr>
-          <w:b/>
-          <w:bCs/>
-        </w:rPr>
-      </w:pPr>
-      <w:r>
-        <w:rPr>
-          <w:b/>
-          <w:bCs/>
-        </w:rPr>
-        <w:t>Deve se atualizar também no servidor:</w:t>
-      </w:r>
-    </w:p>
-    <w:p>
-      <w:r>
-        <w:t>cd /var/</w:t>
-      </w:r>
-      <w:proofErr w:type="spellStart"/>
-      <w:r>
-        <w:t>www</w:t>
-      </w:r>
-      <w:proofErr w:type="spellEnd"/>
-      <w:r>
-        <w:t>/html/Ambiente-de-Desenvolvimento</w:t>
-      </w:r>
-    </w:p>
-    <w:p>
-      <w:proofErr w:type="spellStart"/>
-      <w:r>
-        <w:t>sudo</w:t>
-      </w:r>
-      <w:proofErr w:type="spellEnd"/>
-      <w:r>
-        <w:t xml:space="preserve"> </w:t>
-      </w:r>
-      <w:proofErr w:type="spellStart"/>
-      <w:r>
-        <w:t>git</w:t>
-      </w:r>
-      <w:proofErr w:type="spellEnd"/>
-      <w:r>
-        <w:t xml:space="preserve"> pull </w:t>
-      </w:r>
-      <w:proofErr w:type="spellStart"/>
-      <w:r>
-        <w:t>origin</w:t>
-      </w:r>
-      <w:proofErr w:type="spellEnd"/>
-      <w:r>
-        <w:t xml:space="preserve"> Projeto</w:t>
+    </w:p>
+    <w:p/>
+    <w:p/>
+    <w:p/>
+    <w:p/>
+    <w:p/>
+    <w:p/>
+    <w:p/>
+    <w:p/>
+    <w:p/>
+    <w:p/>
+    <w:p/>
+    <w:p>
+      <w:pPr>
+        <w:rPr>
+          <w:b/>
+          <w:bCs/>
+        </w:rPr>
+      </w:pPr>
+      <w:r>
+        <w:rPr>
+          <w:b/>
+          <w:bCs/>
+        </w:rPr>
+        <w:t>Configurar Jenkins</w:t>
+      </w:r>
+    </w:p>
+    <w:p>
+      <w:r>
+        <w:t>No Jenkins:</w:t>
+      </w:r>
+    </w:p>
+    <w:p>
+      <w:pPr>
+        <w:rPr>
+          <w:b/>
+          <w:bCs/>
+        </w:rPr>
+      </w:pPr>
+      <w:r>
+        <w:rPr>
+          <w:b/>
+          <w:bCs/>
+        </w:rPr>
+        <w:t>New Item</w:t>
+      </w:r>
+    </w:p>
+    <w:p>
+      <w:r>
+        <w:t>Escolhe:</w:t>
+      </w:r>
+    </w:p>
+    <w:p>
+      <w:r>
+        <w:t>Freestyle Project</w:t>
+      </w:r>
+    </w:p>
+    <w:p>
+      <w:r>
+        <w:t>Nome:</w:t>
+      </w:r>
+    </w:p>
+    <w:p>
+      <w:r>
+        <w:t>Deploy-Projeto</w:t>
+      </w:r>
+    </w:p>
+    <w:p/>
+    <w:p/>
+    <w:p>
+      <w:pPr>
+        <w:rPr>
+          <w:b/>
+          <w:bCs/>
+        </w:rPr>
+      </w:pPr>
+      <w:r>
+        <w:rPr>
+          <w:b/>
+          <w:bCs/>
+        </w:rPr>
+        <w:t>Source Code Management</w:t>
+      </w:r>
+    </w:p>
+    <w:p>
+      <w:r>
+        <w:t>Escolhe:</w:t>
+      </w:r>
+    </w:p>
+    <w:p>
+      <w:r>
+        <w:t>Git</w:t>
+      </w:r>
+    </w:p>
+    <w:p>
+      <w:r>
+        <w:t>URL:</w:t>
+      </w:r>
+    </w:p>
+    <w:p>
+      <w:r>
+        <w:t>https://github.com/Carine232/Ambiente-de-Desenvolvimento.git</w:t>
+      </w:r>
+    </w:p>
+    <w:p>
+      <w:r>
+        <w:t>Branch:</w:t>
+      </w:r>
+    </w:p>
+    <w:p>
+      <w:r>
+        <w:t>*/Projeto</w:t>
+      </w:r>
+    </w:p>
+    <w:p/>
+    <w:p>
+      <w:pPr>
+        <w:rPr>
+          <w:b/>
+          <w:bCs/>
+        </w:rPr>
+      </w:pPr>
+      <w:r>
+        <w:rPr>
+          <w:b/>
+          <w:bCs/>
+        </w:rPr>
+        <w:t>Build Triggers</w:t>
+      </w:r>
+    </w:p>
+    <w:p>
+      <w:r>
+        <w:t>Ativa:</w:t>
+      </w:r>
+    </w:p>
+    <w:p>
+      <w:r>
+        <w:t>Poll SCM</w:t>
+      </w:r>
+    </w:p>
+    <w:p>
+      <w:r>
+        <w:t>E coloca:</w:t>
+      </w:r>
+    </w:p>
+    <w:p>
+      <w:r>
+        <w:t>H/2 * * * *</w:t>
+      </w:r>
+    </w:p>
+    <w:p>
+      <w:r>
+        <w:t>O Jenkins verifica alterações aproximadamente a cada 2 minutos.</w:t>
+      </w:r>
+    </w:p>
+    <w:p/>
+    <w:p>
+      <w:pPr>
+        <w:rPr>
+          <w:b/>
+          <w:bCs/>
+        </w:rPr>
+      </w:pPr>
+      <w:r>
+        <w:rPr>
+          <w:b/>
+          <w:bCs/>
+        </w:rPr>
+        <w:t>Build Steps</w:t>
+      </w:r>
+    </w:p>
+    <w:p>
+      <w:r>
+        <w:t>Adicionar:</w:t>
+      </w:r>
+    </w:p>
+    <w:p>
+      <w:r>
+        <w:t>Execute shell</w:t>
+      </w:r>
+    </w:p>
+    <w:p>
+      <w:r>
+        <w:lastRenderedPageBreak/>
+        <w:t>Comando:</w:t>
+      </w:r>
+    </w:p>
+    <w:p>
+      <w:r>
+        <w:t>usr/bin/ansible/playbook</w:t>
+      </w:r>
+    </w:p>
+    <w:p>
+      <w:r>
+        <w:t>cd ~/ansible</w:t>
+      </w:r>
+    </w:p>
+    <w:p>
+      <w:r>
+        <w:t>ansible-playbook -i hosts update_git.yml</w:t>
+      </w:r>
+    </w:p>
+    <w:p/>
+    <w:p>
+      <w:pPr>
+        <w:rPr>
+          <w:b/>
+          <w:bCs/>
+        </w:rPr>
+      </w:pPr>
+      <w:r>
+        <w:rPr>
+          <w:b/>
+          <w:bCs/>
+        </w:rPr>
+        <w:t>Resultado final</w:t>
+      </w:r>
+    </w:p>
+    <w:p>
+      <w:r>
+        <w:t>Quando fizeres:</w:t>
+      </w:r>
+    </w:p>
+    <w:p>
+      <w:r>
+        <w:t>git add .</w:t>
+      </w:r>
+    </w:p>
+    <w:p>
+      <w:r>
+        <w:t>git commit -m "Nova versão"</w:t>
+      </w:r>
+    </w:p>
+    <w:p>
+      <w:r>
+        <w:t>git push origin Projeto</w:t>
+      </w:r>
+    </w:p>
+    <w:p/>
+    <w:p/>
+    <w:p>
+      <w:r>
+        <w:t>o Jenkins irá:</w:t>
+      </w:r>
+    </w:p>
+    <w:p>
+      <w:r>
+        <w:t>Verificar GitHub</w:t>
+      </w:r>
+    </w:p>
+    <w:p>
+      <w:r>
+        <w:t xml:space="preserve">      ↓</w:t>
+      </w:r>
+    </w:p>
+    <w:p>
+      <w:r>
+        <w:t>Detetar alterações</w:t>
+      </w:r>
+    </w:p>
+    <w:p>
+      <w:r>
+        <w:t xml:space="preserve">      ↓</w:t>
+      </w:r>
+    </w:p>
+    <w:p>
+      <w:r>
+        <w:t>Executar Ansible</w:t>
+      </w:r>
+    </w:p>
+    <w:p>
+      <w:r>
+        <w:t xml:space="preserve">      ↓</w:t>
+      </w:r>
+    </w:p>
+    <w:p>
+      <w:r>
+        <w:t>Ubuntu faz git pull</w:t>
+      </w:r>
+    </w:p>
+    <w:p>
+      <w:r>
+        <w:t xml:space="preserve">      ↓</w:t>
+      </w:r>
+    </w:p>
+    <w:p>
+      <w:r>
+        <w:t>Apache reinicia</w:t>
+      </w:r>
+    </w:p>
+    <w:p>
+      <w:r>
+        <w:t xml:space="preserve">      ↓</w:t>
+      </w:r>
+    </w:p>
+    <w:p>
+      <w:r>
+        <w:t>Site atualizado</w:t>
       </w:r>
     </w:p>
     <w:p/>
@@ -2300,6 +2404,7 @@
   <w:style w:type="character" w:default="1" w:styleId="Tipodeletrapredefinidodopargrafo">
     <w:name w:val="Default Paragraph Font"/>
     <w:uiPriority w:val="1"/>
+    <w:semiHidden/>
     <w:unhideWhenUsed/>
   </w:style>
   <w:style w:type="table" w:default="1" w:styleId="Tabelanormal">
